--- a/tfl/tables/T-EFF-08.docx
+++ b/tfl/tables/T-EFF-08.docx
@@ -1530,7 +1530,7 @@
           <w:szCs w:val="14"/>
           <w:color w:val="C0392B"/>
         </w:rPr>
-        <w:t xml:space="preserve">DRAFT — produced 2026-05-16 — synthetic data, NOT for regulatory submission</w:t>
+        <w:t xml:space="preserve">DRAFT — produced 2026-05-17 — synthetic data, NOT for regulatory submission</w:t>
       </w:r>
     </w:p>
     <w:sectPr>

--- a/tfl/tables/T-EFF-08.docx
+++ b/tfl/tables/T-EFF-08.docx
@@ -129,7 +129,7 @@
           <w:szCs w:val="18"/>
           <w:color w:val="444444"/>
         </w:rPr>
-        <w:t xml:space="preserve">Per-Protocol Population (N=449)</w:t>
+        <w:t xml:space="preserve">Per-Protocol Population (N=412)</w:t>
       </w:r>
     </w:p>
     <w:p>
@@ -288,7 +288,7 @@
                 <w:szCs w:val="18"/>
                 <w:color w:val="FFFFFF"/>
               </w:rPr>
-              <w:t xml:space="preserve">(N=225)</w:t>
+              <w:t xml:space="preserve">(N=208)</w:t>
             </w:r>
           </w:p>
         </w:tc>
@@ -369,7 +369,7 @@
                 <w:szCs w:val="18"/>
                 <w:color w:val="FFFFFF"/>
               </w:rPr>
-              <w:t xml:space="preserve">(N=224)</w:t>
+              <w:t xml:space="preserve">(N=204)</w:t>
             </w:r>
           </w:p>
         </w:tc>
@@ -484,7 +484,7 @@
                 <w:szCs w:val="18"/>
                 <w:color w:val="000000"/>
               </w:rPr>
-              <w:t xml:space="preserve">225</w:t>
+              <w:t xml:space="preserve">208</w:t>
             </w:r>
           </w:p>
         </w:tc>
@@ -539,7 +539,7 @@
                 <w:szCs w:val="18"/>
                 <w:color w:val="000000"/>
               </w:rPr>
-              <w:t xml:space="preserve">224</w:t>
+              <w:t xml:space="preserve">204</w:t>
             </w:r>
           </w:p>
         </w:tc>
@@ -654,7 +654,7 @@
                 <w:szCs w:val="18"/>
                 <w:color w:val="000000"/>
               </w:rPr>
-              <w:t xml:space="preserve">138 (61.3)</w:t>
+              <w:t xml:space="preserve">127 (61.1)</w:t>
             </w:r>
           </w:p>
         </w:tc>
@@ -709,7 +709,7 @@
                 <w:szCs w:val="18"/>
                 <w:color w:val="000000"/>
               </w:rPr>
-              <w:t xml:space="preserve">173 (77.2)</w:t>
+              <w:t xml:space="preserve">160 (78.4)</w:t>
             </w:r>
           </w:p>
         </w:tc>
@@ -824,7 +824,7 @@
                 <w:szCs w:val="18"/>
                 <w:color w:val="000000"/>
               </w:rPr>
-              <w:t xml:space="preserve">87 (38.7)</w:t>
+              <w:t xml:space="preserve">81 (38.9)</w:t>
             </w:r>
           </w:p>
         </w:tc>
@@ -879,7 +879,7 @@
                 <w:szCs w:val="18"/>
                 <w:color w:val="000000"/>
               </w:rPr>
-              <w:t xml:space="preserve">51 (22.8)</w:t>
+              <w:t xml:space="preserve">44 (21.6)</w:t>
             </w:r>
           </w:p>
         </w:tc>
@@ -994,7 +994,7 @@
                 <w:szCs w:val="18"/>
                 <w:color w:val="000000"/>
               </w:rPr>
-              <w:t xml:space="preserve">21.4 (19.2, 23.7)</w:t>
+              <w:t xml:space="preserve">22.2 (19.3, 23.9)</w:t>
             </w:r>
           </w:p>
         </w:tc>
@@ -1049,7 +1049,7 @@
                 <w:szCs w:val="18"/>
                 <w:color w:val="000000"/>
               </w:rPr>
-              <w:t xml:space="preserve">14.8 (12.9, 16.0)</w:t>
+              <w:t xml:space="preserve">14.7 (12.3, 15.7)</w:t>
             </w:r>
           </w:p>
         </w:tc>
@@ -1164,7 +1164,7 @@
                 <w:szCs w:val="18"/>
                 <w:color w:val="000000"/>
               </w:rPr>
-              <w:t xml:space="preserve">0.576 (0.458, 0.724)</w:t>
+              <w:t xml:space="preserve">0.545 (0.429, 0.693)</w:t>
             </w:r>
           </w:p>
         </w:tc>

--- a/tfl/tables/T-EFF-08.docx
+++ b/tfl/tables/T-EFF-08.docx
@@ -1530,7 +1530,7 @@
           <w:szCs w:val="14"/>
           <w:color w:val="C0392B"/>
         </w:rPr>
-        <w:t xml:space="preserve">DRAFT — produced 2026-05-17 — synthetic data, NOT for regulatory submission</w:t>
+        <w:t xml:space="preserve">DRAFT — produced 2026-06-05 — synthetic data, NOT for regulatory submission</w:t>
       </w:r>
     </w:p>
     <w:sectPr>

--- a/tfl/tables/T-EFF-08.docx
+++ b/tfl/tables/T-EFF-08.docx
@@ -1164,7 +1164,7 @@
                 <w:szCs w:val="18"/>
                 <w:color w:val="000000"/>
               </w:rPr>
-              <w:t xml:space="preserve">0.545 (0.429, 0.693)</w:t>
+              <w:t xml:space="preserve">0.548 (0.433, 0.695)</w:t>
             </w:r>
           </w:p>
         </w:tc>
@@ -1530,7 +1530,7 @@
           <w:szCs w:val="14"/>
           <w:color w:val="C0392B"/>
         </w:rPr>
-        <w:t xml:space="preserve">DRAFT — produced 2026-06-05 — synthetic data, NOT for regulatory submission</w:t>
+        <w:t xml:space="preserve">DRAFT — produced 2026-07-19 — synthetic data, NOT for regulatory submission</w:t>
       </w:r>
     </w:p>
     <w:sectPr>
